--- a/ithubsec/template/Шаблон_справка_об_обучении.docx
+++ b/ithubsec/template/Шаблон_справка_об_обучении.docx
@@ -1,6 +1,6 @@
 
 <file path=word/document.xml><?xml version="1.0" encoding="utf-8"?>
-<w:document xmlns:wpc="http://schemas.microsoft.com/office/word/2010/wordprocessingCanvas" xmlns:cx="http://schemas.microsoft.com/office/drawing/2014/chartex" xmlns:cx1="http://schemas.microsoft.com/office/drawing/2015/9/8/chartex" xmlns:cx2="http://schemas.microsoft.com/office/drawing/2015/10/21/chartex" xmlns:cx3="http://schemas.microsoft.com/office/drawing/2016/5/9/chartex" xmlns:cx4="http://schemas.microsoft.com/office/drawing/2016/5/10/chartex" xmlns:cx5="http://schemas.microsoft.com/office/drawing/2016/5/11/chartex" xmlns:cx6="http://schemas.microsoft.com/office/drawing/2016/5/12/chartex" xmlns:cx7="http://schemas.microsoft.com/office/drawing/2016/5/13/chartex" xmlns:cx8="http://schemas.microsoft.com/office/drawing/2016/5/14/chartex" xmlns:mc="http://schemas.openxmlformats.org/markup-compatibility/2006" xmlns:aink="http://schemas.microsoft.com/office/drawing/2016/ink" xmlns:am3d="http://schemas.microsoft.com/office/drawing/2017/model3d" xmlns:o="urn:schemas-microsoft-com:office:office" xmlns:r="http://schemas.openxmlformats.org/officeDocument/2006/relationships" xmlns:m="http://schemas.openxmlformats.org/officeDocument/2006/math" xmlns:v="urn:schemas-microsoft-com:vml" xmlns:wp14="http://schemas.microsoft.com/office/word/2010/wordprocessingDrawing" xmlns:wp="http://schemas.openxmlformats.org/drawingml/2006/wordprocessingDrawing" xmlns:w10="urn:schemas-microsoft-com:office:word" xmlns:w="http://schemas.openxmlformats.org/wordprocessingml/2006/main" xmlns:w14="http://schemas.microsoft.com/office/word/2010/wordml" xmlns:w15="http://schemas.microsoft.com/office/word/2012/wordml" xmlns:w16cex="http://schemas.microsoft.com/office/word/2018/wordml/cex" xmlns:w16cid="http://schemas.microsoft.com/office/word/2016/wordml/cid" xmlns:w16="http://schemas.microsoft.com/office/word/2018/wordml" xmlns:w16sdtdh="http://schemas.microsoft.com/office/word/2020/wordml/sdtdatahash" xmlns:w16se="http://schemas.microsoft.com/office/word/2015/wordml/symex" xmlns:wpg="http://schemas.microsoft.com/office/word/2010/wordprocessingGroup" xmlns:wpi="http://schemas.microsoft.com/office/word/2010/wordprocessingInk" xmlns:wne="http://schemas.microsoft.com/office/word/2006/wordml" xmlns:wps="http://schemas.microsoft.com/office/word/2010/wordprocessingShape" mc:Ignorable="w14 w15 w16se w16cid w16 w16cex w16sdtdh wp14">
+<w:document xmlns:wpc="http://schemas.microsoft.com/office/word/2010/wordprocessingCanvas" xmlns:cx="http://schemas.microsoft.com/office/drawing/2014/chartex" xmlns:cx1="http://schemas.microsoft.com/office/drawing/2015/9/8/chartex" xmlns:cx2="http://schemas.microsoft.com/office/drawing/2015/10/21/chartex" xmlns:cx3="http://schemas.microsoft.com/office/drawing/2016/5/9/chartex" xmlns:cx4="http://schemas.microsoft.com/office/drawing/2016/5/10/chartex" xmlns:cx5="http://schemas.microsoft.com/office/drawing/2016/5/11/chartex" xmlns:cx6="http://schemas.microsoft.com/office/drawing/2016/5/12/chartex" xmlns:cx7="http://schemas.microsoft.com/office/drawing/2016/5/13/chartex" xmlns:cx8="http://schemas.microsoft.com/office/drawing/2016/5/14/chartex" xmlns:mc="http://schemas.openxmlformats.org/markup-compatibility/2006" xmlns:aink="http://schemas.microsoft.com/office/drawing/2016/ink" xmlns:am3d="http://schemas.microsoft.com/office/drawing/2017/model3d" xmlns:o="urn:schemas-microsoft-com:office:office" xmlns:oel="http://schemas.microsoft.com/office/2019/extlst" xmlns:r="http://schemas.openxmlformats.org/officeDocument/2006/relationships" xmlns:m="http://schemas.openxmlformats.org/officeDocument/2006/math" xmlns:v="urn:schemas-microsoft-com:vml" xmlns:wp14="http://schemas.microsoft.com/office/word/2010/wordprocessingDrawing" xmlns:wp="http://schemas.openxmlformats.org/drawingml/2006/wordprocessingDrawing" xmlns:w10="urn:schemas-microsoft-com:office:word" xmlns:w="http://schemas.openxmlformats.org/wordprocessingml/2006/main" xmlns:w14="http://schemas.microsoft.com/office/word/2010/wordml" xmlns:w15="http://schemas.microsoft.com/office/word/2012/wordml" xmlns:w16cex="http://schemas.microsoft.com/office/word/2018/wordml/cex" xmlns:w16cid="http://schemas.microsoft.com/office/word/2016/wordml/cid" xmlns:w16="http://schemas.microsoft.com/office/word/2018/wordml" xmlns:w16du="http://schemas.microsoft.com/office/word/2023/wordml/word16du" xmlns:w16sdtdh="http://schemas.microsoft.com/office/word/2020/wordml/sdtdatahash" xmlns:w16sdtfl="http://schemas.microsoft.com/office/word/2024/wordml/sdtformatlock" xmlns:w16se="http://schemas.microsoft.com/office/word/2015/wordml/symex" xmlns:wpg="http://schemas.microsoft.com/office/word/2010/wordprocessingGroup" xmlns:wpi="http://schemas.microsoft.com/office/word/2010/wordprocessingInk" xmlns:wne="http://schemas.microsoft.com/office/word/2006/wordml" xmlns:wps="http://schemas.microsoft.com/office/word/2010/wordprocessingShape" mc:Ignorable="w14 w15 w16se w16cid w16 w16cex w16sdtdh w16sdtfl w16du wp14">
   <w:body>
     <w:tbl>
       <w:tblPr>
@@ -17,14 +17,6 @@
         <w:gridCol w:w="4228"/>
       </w:tblGrid>
       <w:tr>
-        <w:tblPrEx>
-          <w:tblCellMar>
-            <w:top w:w="0" w:type="dxa"/>
-            <w:left w:w="0" w:type="dxa"/>
-            <w:bottom w:w="0" w:type="dxa"/>
-            <w:right w:w="0" w:type="dxa"/>
-          </w:tblCellMar>
-        </w:tblPrEx>
         <w:tc>
           <w:tcPr>
             <w:tcW w:w="6120" w:type="dxa"/>
@@ -48,6 +40,7 @@
                 <w:snapToGrid w:val="0"/>
                 <w:sz w:val="20"/>
                 <w:szCs w:val="20"/>
+                <w:lang w:val="en-US"/>
               </w:rPr>
             </w:pPr>
           </w:p>
@@ -85,14 +78,6 @@
         </w:tc>
       </w:tr>
       <w:tr>
-        <w:tblPrEx>
-          <w:tblCellMar>
-            <w:top w:w="0" w:type="dxa"/>
-            <w:left w:w="0" w:type="dxa"/>
-            <w:bottom w:w="0" w:type="dxa"/>
-            <w:right w:w="0" w:type="dxa"/>
-          </w:tblCellMar>
-        </w:tblPrEx>
         <w:tc>
           <w:tcPr>
             <w:tcW w:w="6120" w:type="dxa"/>
@@ -125,80 +110,23 @@
                 <w:snapToGrid w:val="0"/>
                 <w:sz w:val="24"/>
                 <w:szCs w:val="24"/>
-                <w:highlight w:val="yellow"/>
-              </w:rPr>
-              <w:t>“</w:t>
-            </w:r>
-            <w:r>
+              </w:rPr>
+              <w:t>{{CREATED_DATE}}</w:t>
+            </w:r>
+          </w:p>
+          <w:p>
+            <w:pPr>
+              <w:widowControl w:val="0"/>
+              <w:autoSpaceDE w:val="0"/>
+              <w:autoSpaceDN w:val="0"/>
+              <w:jc w:val="center"/>
               <w:rPr>
                 <w:rFonts w:ascii="Times New Roman" w:hAnsi="Times New Roman"/>
                 <w:snapToGrid w:val="0"/>
                 <w:sz w:val="24"/>
                 <w:szCs w:val="24"/>
-                <w:highlight w:val="yellow"/>
-              </w:rPr>
-              <w:t>00</w:t>
-            </w:r>
-            <w:r>
-              <w:rPr>
-                <w:rFonts w:ascii="Times New Roman" w:hAnsi="Times New Roman"/>
-                <w:snapToGrid w:val="0"/>
-                <w:sz w:val="24"/>
-                <w:szCs w:val="24"/>
-                <w:highlight w:val="yellow"/>
-              </w:rPr>
-              <w:t xml:space="preserve">” </w:t>
-            </w:r>
-            <w:r>
-              <w:rPr>
-                <w:rFonts w:ascii="Times New Roman" w:hAnsi="Times New Roman"/>
-                <w:snapToGrid w:val="0"/>
-                <w:sz w:val="24"/>
-                <w:szCs w:val="24"/>
-                <w:highlight w:val="yellow"/>
-              </w:rPr>
-              <w:t>________</w:t>
-            </w:r>
-            <w:r>
-              <w:rPr>
-                <w:rFonts w:ascii="Times New Roman" w:hAnsi="Times New Roman"/>
-                <w:snapToGrid w:val="0"/>
-                <w:sz w:val="24"/>
-                <w:szCs w:val="24"/>
-                <w:highlight w:val="yellow"/>
-              </w:rPr>
-              <w:t xml:space="preserve"> </w:t>
-            </w:r>
-            <w:r>
-              <w:rPr>
-                <w:rFonts w:ascii="Times New Roman" w:hAnsi="Times New Roman"/>
-                <w:snapToGrid w:val="0"/>
-                <w:sz w:val="24"/>
-                <w:szCs w:val="24"/>
-                <w:highlight w:val="yellow"/>
-              </w:rPr>
-              <w:t>20</w:t>
-            </w:r>
-            <w:r>
-              <w:rPr>
-                <w:rFonts w:ascii="Times New Roman" w:hAnsi="Times New Roman"/>
-                <w:snapToGrid w:val="0"/>
-                <w:sz w:val="24"/>
-                <w:szCs w:val="24"/>
-                <w:highlight w:val="yellow"/>
-              </w:rPr>
-              <w:t>__</w:t>
-            </w:r>
-            <w:r>
-              <w:rPr>
-                <w:rFonts w:ascii="Times New Roman" w:hAnsi="Times New Roman"/>
-                <w:snapToGrid w:val="0"/>
-                <w:sz w:val="24"/>
-                <w:szCs w:val="24"/>
-                <w:highlight w:val="yellow"/>
-              </w:rPr>
-              <w:t xml:space="preserve"> г.</w:t>
-            </w:r>
+              </w:rPr>
+            </w:pPr>
           </w:p>
         </w:tc>
         <w:tc>
@@ -230,14 +158,6 @@
         </w:tc>
       </w:tr>
       <w:tr>
-        <w:tblPrEx>
-          <w:tblCellMar>
-            <w:top w:w="0" w:type="dxa"/>
-            <w:left w:w="0" w:type="dxa"/>
-            <w:bottom w:w="0" w:type="dxa"/>
-            <w:right w:w="0" w:type="dxa"/>
-          </w:tblCellMar>
-        </w:tblPrEx>
         <w:trPr>
           <w:trHeight w:val="112"/>
         </w:trPr>
@@ -266,7 +186,6 @@
                 <w:snapToGrid w:val="0"/>
                 <w:sz w:val="24"/>
                 <w:szCs w:val="24"/>
-                <w:lang w:val="en-US"/>
               </w:rPr>
             </w:pPr>
             <w:r>
@@ -293,10 +212,25 @@
                 <w:snapToGrid w:val="0"/>
                 <w:sz w:val="24"/>
                 <w:szCs w:val="24"/>
-                <w:highlight w:val="yellow"/>
-              </w:rPr>
-              <w:t>000</w:t>
-            </w:r>
+              </w:rPr>
+              <w:t>{{TICKET_ID}}</w:t>
+            </w:r>
+          </w:p>
+          <w:p>
+            <w:pPr>
+              <w:pStyle w:val="aa"/>
+              <w:widowControl w:val="0"/>
+              <w:autoSpaceDE w:val="0"/>
+              <w:autoSpaceDN w:val="0"/>
+              <w:jc w:val="center"/>
+              <w:rPr>
+                <w:rFonts w:ascii="Times New Roman" w:hAnsi="Times New Roman"/>
+                <w:snapToGrid w:val="0"/>
+                <w:sz w:val="24"/>
+                <w:szCs w:val="24"/>
+                <w:lang w:val="en-US"/>
+              </w:rPr>
+            </w:pPr>
           </w:p>
         </w:tc>
         <w:tc>
@@ -325,14 +259,6 @@
         </w:tc>
       </w:tr>
       <w:tr>
-        <w:tblPrEx>
-          <w:tblCellMar>
-            <w:top w:w="0" w:type="dxa"/>
-            <w:left w:w="0" w:type="dxa"/>
-            <w:bottom w:w="0" w:type="dxa"/>
-            <w:right w:w="0" w:type="dxa"/>
-          </w:tblCellMar>
-        </w:tblPrEx>
         <w:tc>
           <w:tcPr>
             <w:tcW w:w="6120" w:type="dxa"/>
@@ -388,14 +314,6 @@
         </w:tc>
       </w:tr>
       <w:tr>
-        <w:tblPrEx>
-          <w:tblCellMar>
-            <w:top w:w="0" w:type="dxa"/>
-            <w:left w:w="0" w:type="dxa"/>
-            <w:bottom w:w="0" w:type="dxa"/>
-            <w:right w:w="0" w:type="dxa"/>
-          </w:tblCellMar>
-        </w:tblPrEx>
         <w:tc>
           <w:tcPr>
             <w:tcW w:w="10348" w:type="dxa"/>
@@ -437,14 +355,6 @@
         </w:tc>
       </w:tr>
       <w:tr>
-        <w:tblPrEx>
-          <w:tblCellMar>
-            <w:top w:w="0" w:type="dxa"/>
-            <w:left w:w="0" w:type="dxa"/>
-            <w:bottom w:w="0" w:type="dxa"/>
-            <w:right w:w="0" w:type="dxa"/>
-          </w:tblCellMar>
-        </w:tblPrEx>
         <w:tc>
           <w:tcPr>
             <w:tcW w:w="10348" w:type="dxa"/>
@@ -476,14 +386,6 @@
         </w:tc>
       </w:tr>
       <w:tr>
-        <w:tblPrEx>
-          <w:tblCellMar>
-            <w:top w:w="0" w:type="dxa"/>
-            <w:left w:w="0" w:type="dxa"/>
-            <w:bottom w:w="0" w:type="dxa"/>
-            <w:right w:w="0" w:type="dxa"/>
-          </w:tblCellMar>
-        </w:tblPrEx>
         <w:tc>
           <w:tcPr>
             <w:tcW w:w="10348" w:type="dxa"/>
@@ -546,18 +448,393 @@
                 <w:snapToGrid w:val="0"/>
                 <w:sz w:val="28"/>
                 <w:szCs w:val="28"/>
+              </w:rPr>
+              <w:t>{{</w:t>
+            </w:r>
+            <w:r>
+              <w:rPr>
+                <w:rFonts w:ascii="Times New Roman" w:hAnsi="Times New Roman"/>
+                <w:snapToGrid w:val="0"/>
+                <w:sz w:val="28"/>
+                <w:szCs w:val="28"/>
+                <w:lang w:val="en-US"/>
+              </w:rPr>
+              <w:t>FULL</w:t>
+            </w:r>
+            <w:r>
+              <w:rPr>
+                <w:rFonts w:ascii="Times New Roman" w:hAnsi="Times New Roman"/>
+                <w:snapToGrid w:val="0"/>
+                <w:sz w:val="28"/>
+                <w:szCs w:val="28"/>
+              </w:rPr>
+              <w:t>_</w:t>
+            </w:r>
+            <w:r>
+              <w:rPr>
+                <w:rFonts w:ascii="Times New Roman" w:hAnsi="Times New Roman"/>
+                <w:snapToGrid w:val="0"/>
+                <w:sz w:val="28"/>
+                <w:szCs w:val="28"/>
+                <w:lang w:val="en-US"/>
+              </w:rPr>
+              <w:t>NAME</w:t>
+            </w:r>
+            <w:r>
+              <w:rPr>
+                <w:rFonts w:ascii="Times New Roman" w:hAnsi="Times New Roman"/>
+                <w:snapToGrid w:val="0"/>
+                <w:sz w:val="28"/>
+                <w:szCs w:val="28"/>
+              </w:rPr>
+              <w:t>}</w:t>
+            </w:r>
+            <w:proofErr w:type="gramStart"/>
+            <w:r>
+              <w:rPr>
+                <w:rFonts w:ascii="Times New Roman" w:hAnsi="Times New Roman"/>
+                <w:snapToGrid w:val="0"/>
+                <w:sz w:val="28"/>
+                <w:szCs w:val="28"/>
+              </w:rPr>
+              <w:t>}</w:t>
+            </w:r>
+            <w:r>
+              <w:rPr>
+                <w:rFonts w:ascii="Times New Roman" w:hAnsi="Times New Roman"/>
+                <w:snapToGrid w:val="0"/>
+                <w:sz w:val="28"/>
+                <w:szCs w:val="28"/>
+              </w:rPr>
+              <w:t xml:space="preserve"> </w:t>
+            </w:r>
+            <w:r>
+              <w:rPr>
+                <w:rFonts w:ascii="Times New Roman" w:hAnsi="Times New Roman"/>
+                <w:snapToGrid w:val="0"/>
+                <w:sz w:val="28"/>
+                <w:szCs w:val="28"/>
+              </w:rPr>
+              <w:t>,</w:t>
+            </w:r>
+            <w:proofErr w:type="gramEnd"/>
+            <w:r>
+              <w:rPr>
+                <w:rFonts w:ascii="Times New Roman" w:hAnsi="Times New Roman"/>
+                <w:snapToGrid w:val="0"/>
+                <w:sz w:val="28"/>
+                <w:szCs w:val="28"/>
+              </w:rPr>
+              <w:t xml:space="preserve"> </w:t>
+            </w:r>
+            <w:r>
+              <w:rPr>
+                <w:rFonts w:ascii="Times New Roman" w:hAnsi="Times New Roman"/>
+                <w:snapToGrid w:val="0"/>
+                <w:sz w:val="28"/>
+                <w:szCs w:val="28"/>
+              </w:rPr>
+              <w:t>{{</w:t>
+            </w:r>
+            <w:r>
+              <w:rPr>
+                <w:rFonts w:ascii="Times New Roman" w:hAnsi="Times New Roman"/>
+                <w:snapToGrid w:val="0"/>
+                <w:sz w:val="28"/>
+                <w:szCs w:val="28"/>
+                <w:lang w:val="en-US"/>
+              </w:rPr>
+              <w:t>BIRTH</w:t>
+            </w:r>
+            <w:r>
+              <w:rPr>
+                <w:rFonts w:ascii="Times New Roman" w:hAnsi="Times New Roman"/>
+                <w:snapToGrid w:val="0"/>
+                <w:sz w:val="28"/>
+                <w:szCs w:val="28"/>
+              </w:rPr>
+              <w:t>_</w:t>
+            </w:r>
+            <w:r>
+              <w:rPr>
+                <w:rFonts w:ascii="Times New Roman" w:hAnsi="Times New Roman"/>
+                <w:snapToGrid w:val="0"/>
+                <w:sz w:val="28"/>
+                <w:szCs w:val="28"/>
+                <w:lang w:val="en-US"/>
+              </w:rPr>
+              <w:t>DATE</w:t>
+            </w:r>
+            <w:r>
+              <w:rPr>
+                <w:rFonts w:ascii="Times New Roman" w:hAnsi="Times New Roman"/>
+                <w:snapToGrid w:val="0"/>
+                <w:sz w:val="28"/>
+                <w:szCs w:val="28"/>
+              </w:rPr>
+              <w:t>}}</w:t>
+            </w:r>
+            <w:r>
+              <w:rPr>
+                <w:rFonts w:ascii="Times New Roman" w:hAnsi="Times New Roman"/>
+                <w:snapToGrid w:val="0"/>
+                <w:sz w:val="28"/>
+                <w:szCs w:val="28"/>
+              </w:rPr>
+              <w:t xml:space="preserve"> </w:t>
+            </w:r>
+            <w:r>
+              <w:rPr>
+                <w:rFonts w:ascii="Times New Roman" w:hAnsi="Times New Roman"/>
+                <w:snapToGrid w:val="0"/>
+                <w:sz w:val="28"/>
+                <w:szCs w:val="28"/>
+              </w:rPr>
+              <w:t>года рождения</w:t>
+            </w:r>
+            <w:r>
+              <w:rPr>
+                <w:rFonts w:ascii="Times New Roman" w:hAnsi="Times New Roman"/>
+                <w:snapToGrid w:val="0"/>
+                <w:sz w:val="28"/>
+                <w:szCs w:val="28"/>
+              </w:rPr>
+              <w:t xml:space="preserve"> </w:t>
+            </w:r>
+            <w:r>
+              <w:rPr>
+                <w:rFonts w:ascii="Times New Roman" w:hAnsi="Times New Roman"/>
+                <w:snapToGrid w:val="0"/>
+                <w:sz w:val="28"/>
+                <w:szCs w:val="28"/>
+              </w:rPr>
+              <w:t>в</w:t>
+            </w:r>
+            <w:r>
+              <w:rPr>
+                <w:rFonts w:ascii="Times New Roman" w:hAnsi="Times New Roman"/>
+                <w:snapToGrid w:val="0"/>
+                <w:sz w:val="28"/>
+                <w:szCs w:val="28"/>
+              </w:rPr>
+              <w:t xml:space="preserve"> том, что он</w:t>
+            </w:r>
+            <w:r>
+              <w:rPr>
+                <w:rFonts w:ascii="Times New Roman" w:hAnsi="Times New Roman"/>
+                <w:snapToGrid w:val="0"/>
+                <w:sz w:val="28"/>
+                <w:szCs w:val="28"/>
+              </w:rPr>
+              <w:t>(а)</w:t>
+            </w:r>
+            <w:r>
+              <w:rPr>
+                <w:rFonts w:ascii="Times New Roman" w:hAnsi="Times New Roman"/>
+                <w:snapToGrid w:val="0"/>
+                <w:sz w:val="28"/>
+                <w:szCs w:val="28"/>
+              </w:rPr>
+              <w:t xml:space="preserve"> </w:t>
+            </w:r>
+            <w:r>
+              <w:rPr>
+                <w:rFonts w:ascii="Times New Roman" w:hAnsi="Times New Roman"/>
+                <w:snapToGrid w:val="0"/>
+                <w:sz w:val="28"/>
+                <w:szCs w:val="28"/>
+              </w:rPr>
+              <w:t>действительно является студентом Автономной некоммерческой организации профессионального образования «Международная Академия Информационных Технологий «ИТ ХАБ</w:t>
+            </w:r>
+            <w:r>
+              <w:rPr>
+                <w:rFonts w:ascii="Times New Roman" w:hAnsi="Times New Roman"/>
+                <w:snapToGrid w:val="0"/>
+                <w:sz w:val="28"/>
+                <w:szCs w:val="28"/>
+              </w:rPr>
+              <w:t xml:space="preserve"> Тула</w:t>
+            </w:r>
+            <w:r>
+              <w:rPr>
+                <w:rFonts w:ascii="Times New Roman" w:hAnsi="Times New Roman"/>
+                <w:snapToGrid w:val="0"/>
+                <w:sz w:val="28"/>
+                <w:szCs w:val="28"/>
+              </w:rPr>
+              <w:t xml:space="preserve">», </w:t>
+            </w:r>
+            <w:r>
+              <w:rPr>
+                <w:rFonts w:ascii="Times New Roman" w:hAnsi="Times New Roman"/>
+                <w:snapToGrid w:val="0"/>
+                <w:sz w:val="28"/>
+                <w:szCs w:val="28"/>
+              </w:rPr>
+              <w:t>обучается</w:t>
+            </w:r>
+            <w:r>
+              <w:rPr>
+                <w:rFonts w:ascii="Times New Roman" w:hAnsi="Times New Roman"/>
+                <w:snapToGrid w:val="0"/>
+                <w:sz w:val="28"/>
+                <w:szCs w:val="28"/>
+              </w:rPr>
+              <w:t xml:space="preserve"> </w:t>
+            </w:r>
+            <w:r>
+              <w:rPr>
+                <w:rFonts w:ascii="Times New Roman" w:hAnsi="Times New Roman"/>
+                <w:snapToGrid w:val="0"/>
+                <w:sz w:val="28"/>
+                <w:szCs w:val="28"/>
+              </w:rPr>
+              <w:t>на</w:t>
+            </w:r>
+            <w:r>
+              <w:rPr>
+                <w:rFonts w:ascii="Times New Roman" w:hAnsi="Times New Roman"/>
+                <w:snapToGrid w:val="0"/>
+                <w:sz w:val="28"/>
+                <w:szCs w:val="28"/>
+              </w:rPr>
+              <w:t xml:space="preserve"> </w:t>
+            </w:r>
+            <w:r>
+              <w:rPr>
+                <w:rFonts w:ascii="Times New Roman" w:hAnsi="Times New Roman"/>
+                <w:snapToGrid w:val="0"/>
+                <w:sz w:val="28"/>
+                <w:szCs w:val="28"/>
+              </w:rPr>
+              <w:t>{{COURSE}}</w:t>
+            </w:r>
+            <w:r>
+              <w:rPr>
+                <w:rFonts w:ascii="Times New Roman" w:hAnsi="Times New Roman"/>
+                <w:snapToGrid w:val="0"/>
+                <w:sz w:val="28"/>
+                <w:szCs w:val="28"/>
+              </w:rPr>
+              <w:t xml:space="preserve"> </w:t>
+            </w:r>
+            <w:r>
+              <w:rPr>
+                <w:rFonts w:ascii="Times New Roman" w:hAnsi="Times New Roman"/>
+                <w:snapToGrid w:val="0"/>
+                <w:sz w:val="28"/>
+                <w:szCs w:val="28"/>
+              </w:rPr>
+              <w:t>курс</w:t>
+            </w:r>
+            <w:r>
+              <w:rPr>
+                <w:rFonts w:ascii="Times New Roman" w:hAnsi="Times New Roman"/>
+                <w:snapToGrid w:val="0"/>
+                <w:sz w:val="28"/>
+                <w:szCs w:val="28"/>
+              </w:rPr>
+              <w:t>е</w:t>
+            </w:r>
+            <w:r>
+              <w:rPr>
+                <w:rFonts w:ascii="Times New Roman" w:hAnsi="Times New Roman"/>
+                <w:snapToGrid w:val="0"/>
+                <w:sz w:val="28"/>
+                <w:szCs w:val="28"/>
+              </w:rPr>
+              <w:t xml:space="preserve"> очной формы обучения на договорной основ</w:t>
+            </w:r>
+            <w:r>
+              <w:rPr>
+                <w:rFonts w:ascii="Times New Roman" w:hAnsi="Times New Roman"/>
+                <w:snapToGrid w:val="0"/>
+                <w:sz w:val="28"/>
+                <w:szCs w:val="28"/>
+              </w:rPr>
+              <w:t>е</w:t>
+            </w:r>
+            <w:r>
+              <w:rPr>
+                <w:rFonts w:ascii="Times New Roman" w:hAnsi="Times New Roman"/>
+                <w:snapToGrid w:val="0"/>
+                <w:sz w:val="28"/>
+                <w:szCs w:val="28"/>
+              </w:rPr>
+              <w:t xml:space="preserve"> без выплаты стипендии</w:t>
+            </w:r>
+            <w:r>
+              <w:rPr>
+                <w:rFonts w:ascii="Times New Roman" w:hAnsi="Times New Roman"/>
+                <w:snapToGrid w:val="0"/>
+                <w:sz w:val="28"/>
+                <w:szCs w:val="28"/>
+              </w:rPr>
+              <w:t>.</w:t>
+            </w:r>
+            <w:r>
+              <w:rPr>
+                <w:rFonts w:ascii="Times New Roman" w:hAnsi="Times New Roman"/>
+                <w:snapToGrid w:val="0"/>
+                <w:sz w:val="28"/>
+                <w:szCs w:val="28"/>
+              </w:rPr>
+              <w:t xml:space="preserve"> </w:t>
+            </w:r>
+            <w:r>
+              <w:rPr>
+                <w:rFonts w:ascii="Times New Roman" w:hAnsi="Times New Roman"/>
+                <w:snapToGrid w:val="0"/>
+                <w:sz w:val="28"/>
+                <w:szCs w:val="28"/>
+              </w:rPr>
+              <w:t>Направление подготовки:</w:t>
+            </w:r>
+            <w:r>
+              <w:rPr>
+                <w:rFonts w:ascii="Times New Roman" w:hAnsi="Times New Roman"/>
+                <w:snapToGrid w:val="0"/>
+                <w:sz w:val="28"/>
+                <w:szCs w:val="28"/>
+              </w:rPr>
+              <w:t xml:space="preserve"> </w:t>
+            </w:r>
+            <w:r>
+              <w:rPr>
+                <w:rFonts w:ascii="Times New Roman" w:hAnsi="Times New Roman"/>
+                <w:snapToGrid w:val="0"/>
+                <w:sz w:val="28"/>
+                <w:szCs w:val="28"/>
                 <w:highlight w:val="yellow"/>
               </w:rPr>
-              <w:t>ФИО</w:t>
-            </w:r>
-            <w:r>
-              <w:rPr>
-                <w:rFonts w:ascii="Times New Roman" w:hAnsi="Times New Roman"/>
-                <w:snapToGrid w:val="0"/>
-                <w:sz w:val="28"/>
-                <w:szCs w:val="28"/>
-              </w:rPr>
-              <w:t>,</w:t>
+              <w:t>00.00.00 _________________</w:t>
+            </w:r>
+            <w:r>
+              <w:rPr>
+                <w:rFonts w:ascii="Times New Roman" w:hAnsi="Times New Roman"/>
+                <w:snapToGrid w:val="0"/>
+                <w:sz w:val="28"/>
+                <w:szCs w:val="28"/>
+              </w:rPr>
+              <w:t xml:space="preserve">. </w:t>
+            </w:r>
+            <w:r>
+              <w:rPr>
+                <w:rFonts w:ascii="Times New Roman" w:hAnsi="Times New Roman"/>
+                <w:snapToGrid w:val="0"/>
+                <w:sz w:val="28"/>
+                <w:szCs w:val="28"/>
+              </w:rPr>
+              <w:t xml:space="preserve">Плановый срок обучения в колледже </w:t>
+            </w:r>
+            <w:r>
+              <w:rPr>
+                <w:rFonts w:ascii="Times New Roman" w:hAnsi="Times New Roman"/>
+                <w:snapToGrid w:val="0"/>
+                <w:sz w:val="28"/>
+                <w:szCs w:val="28"/>
+              </w:rPr>
+              <w:t>_</w:t>
             </w:r>
             <w:r>
               <w:rPr>
@@ -574,17 +851,88 @@
                 <w:snapToGrid w:val="0"/>
                 <w:sz w:val="28"/>
                 <w:szCs w:val="28"/>
+              </w:rPr>
+              <w:t>года 10 мес</w:t>
+            </w:r>
+            <w:r>
+              <w:rPr>
+                <w:rFonts w:ascii="Times New Roman" w:hAnsi="Times New Roman"/>
+                <w:snapToGrid w:val="0"/>
+                <w:sz w:val="28"/>
+                <w:szCs w:val="28"/>
+              </w:rPr>
+              <w:t>яцев.</w:t>
+            </w:r>
+            <w:r>
+              <w:rPr>
+                <w:rFonts w:ascii="Times New Roman" w:hAnsi="Times New Roman"/>
+                <w:snapToGrid w:val="0"/>
+                <w:sz w:val="28"/>
+                <w:szCs w:val="28"/>
+              </w:rPr>
+              <w:t xml:space="preserve"> Приказ о зачислении </w:t>
+            </w:r>
+            <w:r>
+              <w:rPr>
+                <w:rFonts w:ascii="Times New Roman" w:hAnsi="Times New Roman"/>
+                <w:snapToGrid w:val="0"/>
+                <w:sz w:val="28"/>
+                <w:szCs w:val="28"/>
+              </w:rPr>
+              <w:t xml:space="preserve">  </w:t>
+            </w:r>
+            <w:r>
+              <w:rPr>
+                <w:rFonts w:ascii="Times New Roman" w:hAnsi="Times New Roman"/>
+                <w:snapToGrid w:val="0"/>
+                <w:sz w:val="28"/>
+                <w:szCs w:val="28"/>
+              </w:rPr>
+              <w:t>№</w:t>
+            </w:r>
+            <w:r>
+              <w:rPr>
+                <w:rFonts w:ascii="Times New Roman" w:hAnsi="Times New Roman"/>
+                <w:snapToGrid w:val="0"/>
+                <w:sz w:val="28"/>
+                <w:szCs w:val="28"/>
+              </w:rPr>
+              <w:t xml:space="preserve"> </w:t>
+            </w:r>
+            <w:r>
+              <w:rPr>
+                <w:rFonts w:ascii="Times New Roman" w:hAnsi="Times New Roman"/>
+                <w:snapToGrid w:val="0"/>
+                <w:sz w:val="28"/>
+                <w:szCs w:val="28"/>
                 <w:highlight w:val="yellow"/>
               </w:rPr>
-              <w:t>00.00.0000</w:t>
-            </w:r>
-            <w:r>
-              <w:rPr>
-                <w:rFonts w:ascii="Times New Roman" w:hAnsi="Times New Roman"/>
-                <w:snapToGrid w:val="0"/>
-                <w:sz w:val="28"/>
-                <w:szCs w:val="28"/>
-                <w:highlight w:val="yellow"/>
+              <w:t>_</w:t>
+            </w:r>
+            <w:r>
+              <w:rPr>
+                <w:rFonts w:ascii="Times New Roman" w:hAnsi="Times New Roman"/>
+                <w:snapToGrid w:val="0"/>
+                <w:sz w:val="28"/>
+                <w:szCs w:val="28"/>
+              </w:rPr>
+              <w:t xml:space="preserve">-УВР от </w:t>
+            </w:r>
+            <w:r>
+              <w:rPr>
+                <w:rFonts w:ascii="Times New Roman" w:hAnsi="Times New Roman"/>
+                <w:snapToGrid w:val="0"/>
+                <w:sz w:val="28"/>
+                <w:szCs w:val="28"/>
+              </w:rPr>
+              <w:t>{{ENROLLMENT_ORDER_DATE}}</w:t>
+            </w:r>
+            <w:r>
+              <w:rPr>
+                <w:rFonts w:ascii="Times New Roman" w:hAnsi="Times New Roman"/>
+                <w:snapToGrid w:val="0"/>
+                <w:sz w:val="28"/>
+                <w:szCs w:val="28"/>
               </w:rPr>
               <w:t xml:space="preserve"> </w:t>
             </w:r>
@@ -595,7 +943,25 @@
                 <w:sz w:val="28"/>
                 <w:szCs w:val="28"/>
               </w:rPr>
-              <w:t>года рождения</w:t>
+              <w:t>г. Плано</w:t>
+            </w:r>
+            <w:r>
+              <w:rPr>
+                <w:rFonts w:ascii="Times New Roman" w:hAnsi="Times New Roman"/>
+                <w:snapToGrid w:val="0"/>
+                <w:sz w:val="28"/>
+                <w:szCs w:val="28"/>
+              </w:rPr>
+              <w:t xml:space="preserve">вый период обучения с </w:t>
+            </w:r>
+            <w:r>
+              <w:rPr>
+                <w:rFonts w:ascii="Times New Roman" w:hAnsi="Times New Roman"/>
+                <w:snapToGrid w:val="0"/>
+                <w:sz w:val="28"/>
+                <w:szCs w:val="28"/>
+              </w:rPr>
+              <w:t>{{STUDY_START_DATE}}</w:t>
             </w:r>
             <w:r>
               <w:rPr>
@@ -613,382 +979,6 @@
                 <w:sz w:val="28"/>
                 <w:szCs w:val="28"/>
               </w:rPr>
-              <w:t>в</w:t>
-            </w:r>
-            <w:r>
-              <w:rPr>
-                <w:rFonts w:ascii="Times New Roman" w:hAnsi="Times New Roman"/>
-                <w:snapToGrid w:val="0"/>
-                <w:sz w:val="28"/>
-                <w:szCs w:val="28"/>
-              </w:rPr>
-              <w:t xml:space="preserve"> том, что он</w:t>
-            </w:r>
-            <w:r>
-              <w:rPr>
-                <w:rFonts w:ascii="Times New Roman" w:hAnsi="Times New Roman"/>
-                <w:snapToGrid w:val="0"/>
-                <w:sz w:val="28"/>
-                <w:szCs w:val="28"/>
-              </w:rPr>
-              <w:t>(а)</w:t>
-            </w:r>
-            <w:r>
-              <w:rPr>
-                <w:rFonts w:ascii="Times New Roman" w:hAnsi="Times New Roman"/>
-                <w:snapToGrid w:val="0"/>
-                <w:sz w:val="28"/>
-                <w:szCs w:val="28"/>
-              </w:rPr>
-              <w:t xml:space="preserve"> </w:t>
-            </w:r>
-            <w:r>
-              <w:rPr>
-                <w:rFonts w:ascii="Times New Roman" w:hAnsi="Times New Roman"/>
-                <w:snapToGrid w:val="0"/>
-                <w:sz w:val="28"/>
-                <w:szCs w:val="28"/>
-              </w:rPr>
-              <w:t>действительно является студентом Автономной некоммерческой организации профессионального образования «Международная Академия Информационных Технологий «ИТ ХАБ</w:t>
-            </w:r>
-            <w:r>
-              <w:rPr>
-                <w:rFonts w:ascii="Times New Roman" w:hAnsi="Times New Roman"/>
-                <w:snapToGrid w:val="0"/>
-                <w:sz w:val="28"/>
-                <w:szCs w:val="28"/>
-              </w:rPr>
-              <w:t xml:space="preserve"> Тула</w:t>
-            </w:r>
-            <w:r>
-              <w:rPr>
-                <w:rFonts w:ascii="Times New Roman" w:hAnsi="Times New Roman"/>
-                <w:snapToGrid w:val="0"/>
-                <w:sz w:val="28"/>
-                <w:szCs w:val="28"/>
-              </w:rPr>
-              <w:t xml:space="preserve">», </w:t>
-            </w:r>
-            <w:r>
-              <w:rPr>
-                <w:rFonts w:ascii="Times New Roman" w:hAnsi="Times New Roman"/>
-                <w:snapToGrid w:val="0"/>
-                <w:sz w:val="28"/>
-                <w:szCs w:val="28"/>
-              </w:rPr>
-              <w:t>обучается</w:t>
-            </w:r>
-            <w:r>
-              <w:rPr>
-                <w:rFonts w:ascii="Times New Roman" w:hAnsi="Times New Roman"/>
-                <w:snapToGrid w:val="0"/>
-                <w:sz w:val="28"/>
-                <w:szCs w:val="28"/>
-              </w:rPr>
-              <w:t xml:space="preserve"> </w:t>
-            </w:r>
-            <w:r>
-              <w:rPr>
-                <w:rFonts w:ascii="Times New Roman" w:hAnsi="Times New Roman"/>
-                <w:snapToGrid w:val="0"/>
-                <w:sz w:val="28"/>
-                <w:szCs w:val="28"/>
-              </w:rPr>
-              <w:t>на</w:t>
-            </w:r>
-            <w:r>
-              <w:rPr>
-                <w:rFonts w:ascii="Times New Roman" w:hAnsi="Times New Roman"/>
-                <w:snapToGrid w:val="0"/>
-                <w:sz w:val="28"/>
-                <w:szCs w:val="28"/>
-              </w:rPr>
-              <w:t xml:space="preserve"> </w:t>
-            </w:r>
-            <w:r>
-              <w:rPr>
-                <w:rFonts w:ascii="Times New Roman" w:hAnsi="Times New Roman"/>
-                <w:snapToGrid w:val="0"/>
-                <w:sz w:val="28"/>
-                <w:szCs w:val="28"/>
-                <w:highlight w:val="yellow"/>
-              </w:rPr>
-              <w:t>_</w:t>
-            </w:r>
-            <w:r>
-              <w:rPr>
-                <w:rFonts w:ascii="Times New Roman" w:hAnsi="Times New Roman"/>
-                <w:snapToGrid w:val="0"/>
-                <w:sz w:val="28"/>
-                <w:szCs w:val="28"/>
-              </w:rPr>
-              <w:t xml:space="preserve"> </w:t>
-            </w:r>
-            <w:r>
-              <w:rPr>
-                <w:rFonts w:ascii="Times New Roman" w:hAnsi="Times New Roman"/>
-                <w:snapToGrid w:val="0"/>
-                <w:sz w:val="28"/>
-                <w:szCs w:val="28"/>
-              </w:rPr>
-              <w:t>курс</w:t>
-            </w:r>
-            <w:r>
-              <w:rPr>
-                <w:rFonts w:ascii="Times New Roman" w:hAnsi="Times New Roman"/>
-                <w:snapToGrid w:val="0"/>
-                <w:sz w:val="28"/>
-                <w:szCs w:val="28"/>
-              </w:rPr>
-              <w:t>е</w:t>
-            </w:r>
-            <w:r>
-              <w:rPr>
-                <w:rFonts w:ascii="Times New Roman" w:hAnsi="Times New Roman"/>
-                <w:snapToGrid w:val="0"/>
-                <w:sz w:val="28"/>
-                <w:szCs w:val="28"/>
-              </w:rPr>
-              <w:t xml:space="preserve"> очной формы обучения на договорной основ</w:t>
-            </w:r>
-            <w:r>
-              <w:rPr>
-                <w:rFonts w:ascii="Times New Roman" w:hAnsi="Times New Roman"/>
-                <w:snapToGrid w:val="0"/>
-                <w:sz w:val="28"/>
-                <w:szCs w:val="28"/>
-              </w:rPr>
-              <w:t>е</w:t>
-            </w:r>
-            <w:r>
-              <w:rPr>
-                <w:rFonts w:ascii="Times New Roman" w:hAnsi="Times New Roman"/>
-                <w:snapToGrid w:val="0"/>
-                <w:sz w:val="28"/>
-                <w:szCs w:val="28"/>
-              </w:rPr>
-              <w:t xml:space="preserve"> без выплаты стипендии</w:t>
-            </w:r>
-            <w:r>
-              <w:rPr>
-                <w:rFonts w:ascii="Times New Roman" w:hAnsi="Times New Roman"/>
-                <w:snapToGrid w:val="0"/>
-                <w:sz w:val="28"/>
-                <w:szCs w:val="28"/>
-              </w:rPr>
-              <w:t>.</w:t>
-            </w:r>
-            <w:r>
-              <w:rPr>
-                <w:rFonts w:ascii="Times New Roman" w:hAnsi="Times New Roman"/>
-                <w:snapToGrid w:val="0"/>
-                <w:sz w:val="28"/>
-                <w:szCs w:val="28"/>
-              </w:rPr>
-              <w:t xml:space="preserve"> </w:t>
-            </w:r>
-            <w:r>
-              <w:rPr>
-                <w:rFonts w:ascii="Times New Roman" w:hAnsi="Times New Roman"/>
-                <w:snapToGrid w:val="0"/>
-                <w:sz w:val="28"/>
-                <w:szCs w:val="28"/>
-              </w:rPr>
-              <w:t>Направление подготовки:</w:t>
-            </w:r>
-            <w:r>
-              <w:rPr>
-                <w:rFonts w:ascii="Times New Roman" w:hAnsi="Times New Roman"/>
-                <w:snapToGrid w:val="0"/>
-                <w:sz w:val="28"/>
-                <w:szCs w:val="28"/>
-              </w:rPr>
-              <w:t xml:space="preserve"> </w:t>
-            </w:r>
-            <w:r>
-              <w:rPr>
-                <w:rFonts w:ascii="Times New Roman" w:hAnsi="Times New Roman"/>
-                <w:snapToGrid w:val="0"/>
-                <w:sz w:val="28"/>
-                <w:szCs w:val="28"/>
-                <w:highlight w:val="yellow"/>
-              </w:rPr>
-              <w:t>00.00.00 _________________</w:t>
-            </w:r>
-            <w:r>
-              <w:rPr>
-                <w:rFonts w:ascii="Times New Roman" w:hAnsi="Times New Roman"/>
-                <w:snapToGrid w:val="0"/>
-                <w:sz w:val="28"/>
-                <w:szCs w:val="28"/>
-              </w:rPr>
-              <w:t xml:space="preserve">. </w:t>
-            </w:r>
-            <w:r>
-              <w:rPr>
-                <w:rFonts w:ascii="Times New Roman" w:hAnsi="Times New Roman"/>
-                <w:snapToGrid w:val="0"/>
-                <w:sz w:val="28"/>
-                <w:szCs w:val="28"/>
-              </w:rPr>
-              <w:t xml:space="preserve">Плановый срок обучения в колледже </w:t>
-            </w:r>
-            <w:r>
-              <w:rPr>
-                <w:rFonts w:ascii="Times New Roman" w:hAnsi="Times New Roman"/>
-                <w:snapToGrid w:val="0"/>
-                <w:sz w:val="28"/>
-                <w:szCs w:val="28"/>
-              </w:rPr>
-              <w:t>_</w:t>
-            </w:r>
-            <w:r>
-              <w:rPr>
-                <w:rFonts w:ascii="Times New Roman" w:hAnsi="Times New Roman"/>
-                <w:snapToGrid w:val="0"/>
-                <w:sz w:val="28"/>
-                <w:szCs w:val="28"/>
-              </w:rPr>
-              <w:t xml:space="preserve"> </w:t>
-            </w:r>
-            <w:r>
-              <w:rPr>
-                <w:rFonts w:ascii="Times New Roman" w:hAnsi="Times New Roman"/>
-                <w:snapToGrid w:val="0"/>
-                <w:sz w:val="28"/>
-                <w:szCs w:val="28"/>
-              </w:rPr>
-              <w:t>года 10 мес</w:t>
-            </w:r>
-            <w:r>
-              <w:rPr>
-                <w:rFonts w:ascii="Times New Roman" w:hAnsi="Times New Roman"/>
-                <w:snapToGrid w:val="0"/>
-                <w:sz w:val="28"/>
-                <w:szCs w:val="28"/>
-              </w:rPr>
-              <w:t>яцев.</w:t>
-            </w:r>
-            <w:r>
-              <w:rPr>
-                <w:rFonts w:ascii="Times New Roman" w:hAnsi="Times New Roman"/>
-                <w:snapToGrid w:val="0"/>
-                <w:sz w:val="28"/>
-                <w:szCs w:val="28"/>
-              </w:rPr>
-              <w:t xml:space="preserve"> Приказ о зачислении </w:t>
-            </w:r>
-            <w:r>
-              <w:rPr>
-                <w:rFonts w:ascii="Times New Roman" w:hAnsi="Times New Roman"/>
-                <w:snapToGrid w:val="0"/>
-                <w:sz w:val="28"/>
-                <w:szCs w:val="28"/>
-              </w:rPr>
-              <w:t xml:space="preserve">  </w:t>
-            </w:r>
-            <w:r>
-              <w:rPr>
-                <w:rFonts w:ascii="Times New Roman" w:hAnsi="Times New Roman"/>
-                <w:snapToGrid w:val="0"/>
-                <w:sz w:val="28"/>
-                <w:szCs w:val="28"/>
-              </w:rPr>
-              <w:t>№</w:t>
-            </w:r>
-            <w:r>
-              <w:rPr>
-                <w:rFonts w:ascii="Times New Roman" w:hAnsi="Times New Roman"/>
-                <w:snapToGrid w:val="0"/>
-                <w:sz w:val="28"/>
-                <w:szCs w:val="28"/>
-              </w:rPr>
-              <w:t xml:space="preserve"> </w:t>
-            </w:r>
-            <w:r>
-              <w:rPr>
-                <w:rFonts w:ascii="Times New Roman" w:hAnsi="Times New Roman"/>
-                <w:snapToGrid w:val="0"/>
-                <w:sz w:val="28"/>
-                <w:szCs w:val="28"/>
-                <w:highlight w:val="yellow"/>
-              </w:rPr>
-              <w:t>_</w:t>
-            </w:r>
-            <w:r>
-              <w:rPr>
-                <w:rFonts w:ascii="Times New Roman" w:hAnsi="Times New Roman"/>
-                <w:snapToGrid w:val="0"/>
-                <w:sz w:val="28"/>
-                <w:szCs w:val="28"/>
-              </w:rPr>
-              <w:t xml:space="preserve">-УВР от </w:t>
-            </w:r>
-            <w:r>
-              <w:rPr>
-                <w:rFonts w:ascii="Times New Roman" w:hAnsi="Times New Roman"/>
-                <w:snapToGrid w:val="0"/>
-                <w:sz w:val="28"/>
-                <w:szCs w:val="28"/>
-                <w:highlight w:val="yellow"/>
-              </w:rPr>
-              <w:t>00.00.0000</w:t>
-            </w:r>
-            <w:r>
-              <w:rPr>
-                <w:rFonts w:ascii="Times New Roman" w:hAnsi="Times New Roman"/>
-                <w:snapToGrid w:val="0"/>
-                <w:sz w:val="28"/>
-                <w:szCs w:val="28"/>
-                <w:highlight w:val="yellow"/>
-              </w:rPr>
-              <w:t xml:space="preserve"> </w:t>
-            </w:r>
-            <w:r>
-              <w:rPr>
-                <w:rFonts w:ascii="Times New Roman" w:hAnsi="Times New Roman"/>
-                <w:snapToGrid w:val="0"/>
-                <w:sz w:val="28"/>
-                <w:szCs w:val="28"/>
-              </w:rPr>
-              <w:t>г. Плано</w:t>
-            </w:r>
-            <w:r>
-              <w:rPr>
-                <w:rFonts w:ascii="Times New Roman" w:hAnsi="Times New Roman"/>
-                <w:snapToGrid w:val="0"/>
-                <w:sz w:val="28"/>
-                <w:szCs w:val="28"/>
-              </w:rPr>
-              <w:t xml:space="preserve">вый период обучения с </w:t>
-            </w:r>
-            <w:r>
-              <w:rPr>
-                <w:rFonts w:ascii="Times New Roman" w:hAnsi="Times New Roman"/>
-                <w:snapToGrid w:val="0"/>
-                <w:sz w:val="28"/>
-                <w:szCs w:val="28"/>
-                <w:highlight w:val="yellow"/>
-              </w:rPr>
-              <w:t>00.00.0000</w:t>
-            </w:r>
-            <w:r>
-              <w:rPr>
-                <w:rFonts w:ascii="Times New Roman" w:hAnsi="Times New Roman"/>
-                <w:snapToGrid w:val="0"/>
-                <w:sz w:val="28"/>
-                <w:szCs w:val="28"/>
-                <w:highlight w:val="yellow"/>
-              </w:rPr>
-              <w:t xml:space="preserve"> </w:t>
-            </w:r>
-            <w:r>
-              <w:rPr>
-                <w:rFonts w:ascii="Times New Roman" w:hAnsi="Times New Roman"/>
-                <w:snapToGrid w:val="0"/>
-                <w:sz w:val="28"/>
-                <w:szCs w:val="28"/>
-              </w:rPr>
               <w:t xml:space="preserve">г. по </w:t>
             </w:r>
             <w:r>
@@ -997,17 +987,15 @@
                 <w:snapToGrid w:val="0"/>
                 <w:sz w:val="28"/>
                 <w:szCs w:val="28"/>
-                <w:highlight w:val="yellow"/>
-              </w:rPr>
-              <w:t>00.00.0000</w:t>
-            </w:r>
-            <w:r>
-              <w:rPr>
-                <w:rFonts w:ascii="Times New Roman" w:hAnsi="Times New Roman"/>
-                <w:snapToGrid w:val="0"/>
-                <w:sz w:val="28"/>
-                <w:szCs w:val="28"/>
-                <w:highlight w:val="yellow"/>
+              </w:rPr>
+              <w:t>{{STUDY_END_DATE}}</w:t>
+            </w:r>
+            <w:r>
+              <w:rPr>
+                <w:rFonts w:ascii="Times New Roman" w:hAnsi="Times New Roman"/>
+                <w:snapToGrid w:val="0"/>
+                <w:sz w:val="28"/>
+                <w:szCs w:val="28"/>
               </w:rPr>
               <w:t xml:space="preserve"> </w:t>
             </w:r>
@@ -1252,14 +1240,6 @@
         </w:tc>
       </w:tr>
       <w:tr>
-        <w:tblPrEx>
-          <w:tblCellMar>
-            <w:top w:w="0" w:type="dxa"/>
-            <w:left w:w="0" w:type="dxa"/>
-            <w:bottom w:w="0" w:type="dxa"/>
-            <w:right w:w="0" w:type="dxa"/>
-          </w:tblCellMar>
-        </w:tblPrEx>
         <w:tc>
           <w:tcPr>
             <w:tcW w:w="10348" w:type="dxa"/>
@@ -1290,14 +1270,6 @@
         </w:tc>
       </w:tr>
       <w:tr>
-        <w:tblPrEx>
-          <w:tblCellMar>
-            <w:top w:w="0" w:type="dxa"/>
-            <w:left w:w="0" w:type="dxa"/>
-            <w:bottom w:w="0" w:type="dxa"/>
-            <w:right w:w="0" w:type="dxa"/>
-          </w:tblCellMar>
-        </w:tblPrEx>
         <w:tc>
           <w:tcPr>
             <w:tcW w:w="10348" w:type="dxa"/>
@@ -1357,7 +1329,7 @@
 </file>
 
 <file path=word/endnotes.xml><?xml version="1.0" encoding="utf-8"?>
-<w:endnotes xmlns:wpc="http://schemas.microsoft.com/office/word/2010/wordprocessingCanvas" xmlns:cx="http://schemas.microsoft.com/office/drawing/2014/chartex" xmlns:cx1="http://schemas.microsoft.com/office/drawing/2015/9/8/chartex" xmlns:cx2="http://schemas.microsoft.com/office/drawing/2015/10/21/chartex" xmlns:cx3="http://schemas.microsoft.com/office/drawing/2016/5/9/chartex" xmlns:cx4="http://schemas.microsoft.com/office/drawing/2016/5/10/chartex" xmlns:cx5="http://schemas.microsoft.com/office/drawing/2016/5/11/chartex" xmlns:cx6="http://schemas.microsoft.com/office/drawing/2016/5/12/chartex" xmlns:cx7="http://schemas.microsoft.com/office/drawing/2016/5/13/chartex" xmlns:cx8="http://schemas.microsoft.com/office/drawing/2016/5/14/chartex" xmlns:mc="http://schemas.openxmlformats.org/markup-compatibility/2006" xmlns:aink="http://schemas.microsoft.com/office/drawing/2016/ink" xmlns:am3d="http://schemas.microsoft.com/office/drawing/2017/model3d" xmlns:o="urn:schemas-microsoft-com:office:office" xmlns:r="http://schemas.openxmlformats.org/officeDocument/2006/relationships" xmlns:m="http://schemas.openxmlformats.org/officeDocument/2006/math" xmlns:v="urn:schemas-microsoft-com:vml" xmlns:wp14="http://schemas.microsoft.com/office/word/2010/wordprocessingDrawing" xmlns:wp="http://schemas.openxmlformats.org/drawingml/2006/wordprocessingDrawing" xmlns:w10="urn:schemas-microsoft-com:office:word" xmlns:w="http://schemas.openxmlformats.org/wordprocessingml/2006/main" xmlns:w14="http://schemas.microsoft.com/office/word/2010/wordml" xmlns:w15="http://schemas.microsoft.com/office/word/2012/wordml" xmlns:w16cex="http://schemas.microsoft.com/office/word/2018/wordml/cex" xmlns:w16cid="http://schemas.microsoft.com/office/word/2016/wordml/cid" xmlns:w16="http://schemas.microsoft.com/office/word/2018/wordml" xmlns:w16sdtdh="http://schemas.microsoft.com/office/word/2020/wordml/sdtdatahash" xmlns:w16se="http://schemas.microsoft.com/office/word/2015/wordml/symex" xmlns:wpg="http://schemas.microsoft.com/office/word/2010/wordprocessingGroup" xmlns:wpi="http://schemas.microsoft.com/office/word/2010/wordprocessingInk" xmlns:wne="http://schemas.microsoft.com/office/word/2006/wordml" xmlns:wps="http://schemas.microsoft.com/office/word/2010/wordprocessingShape" mc:Ignorable="w14 w15 w16se w16cid w16 w16cex w16sdtdh wp14">
+<w:endnotes xmlns:wpc="http://schemas.microsoft.com/office/word/2010/wordprocessingCanvas" xmlns:cx="http://schemas.microsoft.com/office/drawing/2014/chartex" xmlns:cx1="http://schemas.microsoft.com/office/drawing/2015/9/8/chartex" xmlns:cx2="http://schemas.microsoft.com/office/drawing/2015/10/21/chartex" xmlns:cx3="http://schemas.microsoft.com/office/drawing/2016/5/9/chartex" xmlns:cx4="http://schemas.microsoft.com/office/drawing/2016/5/10/chartex" xmlns:cx5="http://schemas.microsoft.com/office/drawing/2016/5/11/chartex" xmlns:cx6="http://schemas.microsoft.com/office/drawing/2016/5/12/chartex" xmlns:cx7="http://schemas.microsoft.com/office/drawing/2016/5/13/chartex" xmlns:cx8="http://schemas.microsoft.com/office/drawing/2016/5/14/chartex" xmlns:mc="http://schemas.openxmlformats.org/markup-compatibility/2006" xmlns:aink="http://schemas.microsoft.com/office/drawing/2016/ink" xmlns:am3d="http://schemas.microsoft.com/office/drawing/2017/model3d" xmlns:o="urn:schemas-microsoft-com:office:office" xmlns:oel="http://schemas.microsoft.com/office/2019/extlst" xmlns:r="http://schemas.openxmlformats.org/officeDocument/2006/relationships" xmlns:m="http://schemas.openxmlformats.org/officeDocument/2006/math" xmlns:v="urn:schemas-microsoft-com:vml" xmlns:wp14="http://schemas.microsoft.com/office/word/2010/wordprocessingDrawing" xmlns:wp="http://schemas.openxmlformats.org/drawingml/2006/wordprocessingDrawing" xmlns:w10="urn:schemas-microsoft-com:office:word" xmlns:w="http://schemas.openxmlformats.org/wordprocessingml/2006/main" xmlns:w14="http://schemas.microsoft.com/office/word/2010/wordml" xmlns:w15="http://schemas.microsoft.com/office/word/2012/wordml" xmlns:w16cex="http://schemas.microsoft.com/office/word/2018/wordml/cex" xmlns:w16cid="http://schemas.microsoft.com/office/word/2016/wordml/cid" xmlns:w16="http://schemas.microsoft.com/office/word/2018/wordml" xmlns:w16du="http://schemas.microsoft.com/office/word/2023/wordml/word16du" xmlns:w16sdtdh="http://schemas.microsoft.com/office/word/2020/wordml/sdtdatahash" xmlns:w16sdtfl="http://schemas.microsoft.com/office/word/2024/wordml/sdtformatlock" xmlns:w16se="http://schemas.microsoft.com/office/word/2015/wordml/symex" xmlns:wpg="http://schemas.microsoft.com/office/word/2010/wordprocessingGroup" xmlns:wpi="http://schemas.microsoft.com/office/word/2010/wordprocessingInk" xmlns:wne="http://schemas.microsoft.com/office/word/2006/wordml" xmlns:wps="http://schemas.microsoft.com/office/word/2010/wordprocessingShape" mc:Ignorable="w14 w15 w16se w16cid w16 w16cex w16sdtdh w16sdtfl w16du wp14">
   <w:endnote w:type="separator" w:id="-1">
     <w:p>
       <w:pPr>
@@ -1382,7 +1354,7 @@
 </file>
 
 <file path=word/footnotes.xml><?xml version="1.0" encoding="utf-8"?>
-<w:footnotes xmlns:wpc="http://schemas.microsoft.com/office/word/2010/wordprocessingCanvas" xmlns:cx="http://schemas.microsoft.com/office/drawing/2014/chartex" xmlns:cx1="http://schemas.microsoft.com/office/drawing/2015/9/8/chartex" xmlns:cx2="http://schemas.microsoft.com/office/drawing/2015/10/21/chartex" xmlns:cx3="http://schemas.microsoft.com/office/drawing/2016/5/9/chartex" xmlns:cx4="http://schemas.microsoft.com/office/drawing/2016/5/10/chartex" xmlns:cx5="http://schemas.microsoft.com/office/drawing/2016/5/11/chartex" xmlns:cx6="http://schemas.microsoft.com/office/drawing/2016/5/12/chartex" xmlns:cx7="http://schemas.microsoft.com/office/drawing/2016/5/13/chartex" xmlns:cx8="http://schemas.microsoft.com/office/drawing/2016/5/14/chartex" xmlns:mc="http://schemas.openxmlformats.org/markup-compatibility/2006" xmlns:aink="http://schemas.microsoft.com/office/drawing/2016/ink" xmlns:am3d="http://schemas.microsoft.com/office/drawing/2017/model3d" xmlns:o="urn:schemas-microsoft-com:office:office" xmlns:r="http://schemas.openxmlformats.org/officeDocument/2006/relationships" xmlns:m="http://schemas.openxmlformats.org/officeDocument/2006/math" xmlns:v="urn:schemas-microsoft-com:vml" xmlns:wp14="http://schemas.microsoft.com/office/word/2010/wordprocessingDrawing" xmlns:wp="http://schemas.openxmlformats.org/drawingml/2006/wordprocessingDrawing" xmlns:w10="urn:schemas-microsoft-com:office:word" xmlns:w="http://schemas.openxmlformats.org/wordprocessingml/2006/main" xmlns:w14="http://schemas.microsoft.com/office/word/2010/wordml" xmlns:w15="http://schemas.microsoft.com/office/word/2012/wordml" xmlns:w16cex="http://schemas.microsoft.com/office/word/2018/wordml/cex" xmlns:w16cid="http://schemas.microsoft.com/office/word/2016/wordml/cid" xmlns:w16="http://schemas.microsoft.com/office/word/2018/wordml" xmlns:w16sdtdh="http://schemas.microsoft.com/office/word/2020/wordml/sdtdatahash" xmlns:w16se="http://schemas.microsoft.com/office/word/2015/wordml/symex" xmlns:wpg="http://schemas.microsoft.com/office/word/2010/wordprocessingGroup" xmlns:wpi="http://schemas.microsoft.com/office/word/2010/wordprocessingInk" xmlns:wne="http://schemas.microsoft.com/office/word/2006/wordml" xmlns:wps="http://schemas.microsoft.com/office/word/2010/wordprocessingShape" mc:Ignorable="w14 w15 w16se w16cid w16 w16cex w16sdtdh wp14">
+<w:footnotes xmlns:wpc="http://schemas.microsoft.com/office/word/2010/wordprocessingCanvas" xmlns:cx="http://schemas.microsoft.com/office/drawing/2014/chartex" xmlns:cx1="http://schemas.microsoft.com/office/drawing/2015/9/8/chartex" xmlns:cx2="http://schemas.microsoft.com/office/drawing/2015/10/21/chartex" xmlns:cx3="http://schemas.microsoft.com/office/drawing/2016/5/9/chartex" xmlns:cx4="http://schemas.microsoft.com/office/drawing/2016/5/10/chartex" xmlns:cx5="http://schemas.microsoft.com/office/drawing/2016/5/11/chartex" xmlns:cx6="http://schemas.microsoft.com/office/drawing/2016/5/12/chartex" xmlns:cx7="http://schemas.microsoft.com/office/drawing/2016/5/13/chartex" xmlns:cx8="http://schemas.microsoft.com/office/drawing/2016/5/14/chartex" xmlns:mc="http://schemas.openxmlformats.org/markup-compatibility/2006" xmlns:aink="http://schemas.microsoft.com/office/drawing/2016/ink" xmlns:am3d="http://schemas.microsoft.com/office/drawing/2017/model3d" xmlns:o="urn:schemas-microsoft-com:office:office" xmlns:oel="http://schemas.microsoft.com/office/2019/extlst" xmlns:r="http://schemas.openxmlformats.org/officeDocument/2006/relationships" xmlns:m="http://schemas.openxmlformats.org/officeDocument/2006/math" xmlns:v="urn:schemas-microsoft-com:vml" xmlns:wp14="http://schemas.microsoft.com/office/word/2010/wordprocessingDrawing" xmlns:wp="http://schemas.openxmlformats.org/drawingml/2006/wordprocessingDrawing" xmlns:w10="urn:schemas-microsoft-com:office:word" xmlns:w="http://schemas.openxmlformats.org/wordprocessingml/2006/main" xmlns:w14="http://schemas.microsoft.com/office/word/2010/wordml" xmlns:w15="http://schemas.microsoft.com/office/word/2012/wordml" xmlns:w16cex="http://schemas.microsoft.com/office/word/2018/wordml/cex" xmlns:w16cid="http://schemas.microsoft.com/office/word/2016/wordml/cid" xmlns:w16="http://schemas.microsoft.com/office/word/2018/wordml" xmlns:w16du="http://schemas.microsoft.com/office/word/2023/wordml/word16du" xmlns:w16sdtdh="http://schemas.microsoft.com/office/word/2020/wordml/sdtdatahash" xmlns:w16sdtfl="http://schemas.microsoft.com/office/word/2024/wordml/sdtformatlock" xmlns:w16se="http://schemas.microsoft.com/office/word/2015/wordml/symex" xmlns:wpg="http://schemas.microsoft.com/office/word/2010/wordprocessingGroup" xmlns:wpi="http://schemas.microsoft.com/office/word/2010/wordprocessingInk" xmlns:wne="http://schemas.microsoft.com/office/word/2006/wordml" xmlns:wps="http://schemas.microsoft.com/office/word/2010/wordprocessingShape" mc:Ignorable="w14 w15 w16se w16cid w16 w16cex w16sdtdh w16sdtfl w16du wp14">
   <w:footnote w:type="separator" w:id="-1">
     <w:p>
       <w:pPr>
@@ -1407,7 +1379,7 @@
 </file>
 
 <file path=word/header1.xml><?xml version="1.0" encoding="utf-8"?>
-<w:hdr xmlns:wpc="http://schemas.microsoft.com/office/word/2010/wordprocessingCanvas" xmlns:cx="http://schemas.microsoft.com/office/drawing/2014/chartex" xmlns:cx1="http://schemas.microsoft.com/office/drawing/2015/9/8/chartex" xmlns:cx2="http://schemas.microsoft.com/office/drawing/2015/10/21/chartex" xmlns:cx3="http://schemas.microsoft.com/office/drawing/2016/5/9/chartex" xmlns:cx4="http://schemas.microsoft.com/office/drawing/2016/5/10/chartex" xmlns:cx5="http://schemas.microsoft.com/office/drawing/2016/5/11/chartex" xmlns:cx6="http://schemas.microsoft.com/office/drawing/2016/5/12/chartex" xmlns:cx7="http://schemas.microsoft.com/office/drawing/2016/5/13/chartex" xmlns:cx8="http://schemas.microsoft.com/office/drawing/2016/5/14/chartex" xmlns:mc="http://schemas.openxmlformats.org/markup-compatibility/2006" xmlns:aink="http://schemas.microsoft.com/office/drawing/2016/ink" xmlns:am3d="http://schemas.microsoft.com/office/drawing/2017/model3d" xmlns:o="urn:schemas-microsoft-com:office:office" xmlns:r="http://schemas.openxmlformats.org/officeDocument/2006/relationships" xmlns:m="http://schemas.openxmlformats.org/officeDocument/2006/math" xmlns:v="urn:schemas-microsoft-com:vml" xmlns:wp14="http://schemas.microsoft.com/office/word/2010/wordprocessingDrawing" xmlns:wp="http://schemas.openxmlformats.org/drawingml/2006/wordprocessingDrawing" xmlns:w10="urn:schemas-microsoft-com:office:word" xmlns:w="http://schemas.openxmlformats.org/wordprocessingml/2006/main" xmlns:w14="http://schemas.microsoft.com/office/word/2010/wordml" xmlns:w15="http://schemas.microsoft.com/office/word/2012/wordml" xmlns:w16cex="http://schemas.microsoft.com/office/word/2018/wordml/cex" xmlns:w16cid="http://schemas.microsoft.com/office/word/2016/wordml/cid" xmlns:w16="http://schemas.microsoft.com/office/word/2018/wordml" xmlns:w16sdtdh="http://schemas.microsoft.com/office/word/2020/wordml/sdtdatahash" xmlns:w16se="http://schemas.microsoft.com/office/word/2015/wordml/symex" xmlns:wpg="http://schemas.microsoft.com/office/word/2010/wordprocessingGroup" xmlns:wpi="http://schemas.microsoft.com/office/word/2010/wordprocessingInk" xmlns:wne="http://schemas.microsoft.com/office/word/2006/wordml" xmlns:wps="http://schemas.microsoft.com/office/word/2010/wordprocessingShape" mc:Ignorable="w14 w15 w16se w16cid w16 w16cex w16sdtdh wp14">
+<w:hdr xmlns:wpc="http://schemas.microsoft.com/office/word/2010/wordprocessingCanvas" xmlns:cx="http://schemas.microsoft.com/office/drawing/2014/chartex" xmlns:cx1="http://schemas.microsoft.com/office/drawing/2015/9/8/chartex" xmlns:cx2="http://schemas.microsoft.com/office/drawing/2015/10/21/chartex" xmlns:cx3="http://schemas.microsoft.com/office/drawing/2016/5/9/chartex" xmlns:cx4="http://schemas.microsoft.com/office/drawing/2016/5/10/chartex" xmlns:cx5="http://schemas.microsoft.com/office/drawing/2016/5/11/chartex" xmlns:cx6="http://schemas.microsoft.com/office/drawing/2016/5/12/chartex" xmlns:cx7="http://schemas.microsoft.com/office/drawing/2016/5/13/chartex" xmlns:cx8="http://schemas.microsoft.com/office/drawing/2016/5/14/chartex" xmlns:mc="http://schemas.openxmlformats.org/markup-compatibility/2006" xmlns:aink="http://schemas.microsoft.com/office/drawing/2016/ink" xmlns:am3d="http://schemas.microsoft.com/office/drawing/2017/model3d" xmlns:o="urn:schemas-microsoft-com:office:office" xmlns:oel="http://schemas.microsoft.com/office/2019/extlst" xmlns:r="http://schemas.openxmlformats.org/officeDocument/2006/relationships" xmlns:m="http://schemas.openxmlformats.org/officeDocument/2006/math" xmlns:v="urn:schemas-microsoft-com:vml" xmlns:wp14="http://schemas.microsoft.com/office/word/2010/wordprocessingDrawing" xmlns:wp="http://schemas.openxmlformats.org/drawingml/2006/wordprocessingDrawing" xmlns:w10="urn:schemas-microsoft-com:office:word" xmlns:w="http://schemas.openxmlformats.org/wordprocessingml/2006/main" xmlns:w14="http://schemas.microsoft.com/office/word/2010/wordml" xmlns:w15="http://schemas.microsoft.com/office/word/2012/wordml" xmlns:w16cex="http://schemas.microsoft.com/office/word/2018/wordml/cex" xmlns:w16cid="http://schemas.microsoft.com/office/word/2016/wordml/cid" xmlns:w16="http://schemas.microsoft.com/office/word/2018/wordml" xmlns:w16du="http://schemas.microsoft.com/office/word/2023/wordml/word16du" xmlns:w16sdtdh="http://schemas.microsoft.com/office/word/2020/wordml/sdtdatahash" xmlns:w16sdtfl="http://schemas.microsoft.com/office/word/2024/wordml/sdtformatlock" xmlns:w16se="http://schemas.microsoft.com/office/word/2015/wordml/symex" xmlns:wpg="http://schemas.microsoft.com/office/word/2010/wordprocessingGroup" xmlns:wpi="http://schemas.microsoft.com/office/word/2010/wordprocessingInk" xmlns:wne="http://schemas.microsoft.com/office/word/2006/wordml" xmlns:wps="http://schemas.microsoft.com/office/word/2010/wordprocessingShape" mc:Ignorable="w14 w15 w16se w16cid w16 w16cex w16sdtdh w16sdtfl w16du wp14">
   <w:p>
     <w:pPr>
       <w:widowControl w:val="0"/>
@@ -1581,7 +1553,7 @@
 </file>
 
 <file path=word/numbering.xml><?xml version="1.0" encoding="utf-8"?>
-<w:numbering xmlns:wpc="http://schemas.microsoft.com/office/word/2010/wordprocessingCanvas" xmlns:cx="http://schemas.microsoft.com/office/drawing/2014/chartex" xmlns:cx1="http://schemas.microsoft.com/office/drawing/2015/9/8/chartex" xmlns:cx2="http://schemas.microsoft.com/office/drawing/2015/10/21/chartex" xmlns:cx3="http://schemas.microsoft.com/office/drawing/2016/5/9/chartex" xmlns:cx4="http://schemas.microsoft.com/office/drawing/2016/5/10/chartex" xmlns:cx5="http://schemas.microsoft.com/office/drawing/2016/5/11/chartex" xmlns:cx6="http://schemas.microsoft.com/office/drawing/2016/5/12/chartex" xmlns:cx7="http://schemas.microsoft.com/office/drawing/2016/5/13/chartex" xmlns:cx8="http://schemas.microsoft.com/office/drawing/2016/5/14/chartex" xmlns:mc="http://schemas.openxmlformats.org/markup-compatibility/2006" xmlns:aink="http://schemas.microsoft.com/office/drawing/2016/ink" xmlns:am3d="http://schemas.microsoft.com/office/drawing/2017/model3d" xmlns:o="urn:schemas-microsoft-com:office:office" xmlns:r="http://schemas.openxmlformats.org/officeDocument/2006/relationships" xmlns:m="http://schemas.openxmlformats.org/officeDocument/2006/math" xmlns:v="urn:schemas-microsoft-com:vml" xmlns:wp14="http://schemas.microsoft.com/office/word/2010/wordprocessingDrawing" xmlns:wp="http://schemas.openxmlformats.org/drawingml/2006/wordprocessingDrawing" xmlns:w10="urn:schemas-microsoft-com:office:word" xmlns:w="http://schemas.openxmlformats.org/wordprocessingml/2006/main" xmlns:w14="http://schemas.microsoft.com/office/word/2010/wordml" xmlns:w15="http://schemas.microsoft.com/office/word/2012/wordml" xmlns:w16cex="http://schemas.microsoft.com/office/word/2018/wordml/cex" xmlns:w16cid="http://schemas.microsoft.com/office/word/2016/wordml/cid" xmlns:w16="http://schemas.microsoft.com/office/word/2018/wordml" xmlns:w16sdtdh="http://schemas.microsoft.com/office/word/2020/wordml/sdtdatahash" xmlns:w16se="http://schemas.microsoft.com/office/word/2015/wordml/symex" xmlns:wpg="http://schemas.microsoft.com/office/word/2010/wordprocessingGroup" xmlns:wpi="http://schemas.microsoft.com/office/word/2010/wordprocessingInk" xmlns:wne="http://schemas.microsoft.com/office/word/2006/wordml" xmlns:wps="http://schemas.microsoft.com/office/word/2010/wordprocessingShape" mc:Ignorable="w14 w15 w16se w16cid w16 w16cex w16sdtdh wp14">
+<w:numbering xmlns:wpc="http://schemas.microsoft.com/office/word/2010/wordprocessingCanvas" xmlns:cx="http://schemas.microsoft.com/office/drawing/2014/chartex" xmlns:cx1="http://schemas.microsoft.com/office/drawing/2015/9/8/chartex" xmlns:cx2="http://schemas.microsoft.com/office/drawing/2015/10/21/chartex" xmlns:cx3="http://schemas.microsoft.com/office/drawing/2016/5/9/chartex" xmlns:cx4="http://schemas.microsoft.com/office/drawing/2016/5/10/chartex" xmlns:cx5="http://schemas.microsoft.com/office/drawing/2016/5/11/chartex" xmlns:cx6="http://schemas.microsoft.com/office/drawing/2016/5/12/chartex" xmlns:cx7="http://schemas.microsoft.com/office/drawing/2016/5/13/chartex" xmlns:cx8="http://schemas.microsoft.com/office/drawing/2016/5/14/chartex" xmlns:mc="http://schemas.openxmlformats.org/markup-compatibility/2006" xmlns:aink="http://schemas.microsoft.com/office/drawing/2016/ink" xmlns:am3d="http://schemas.microsoft.com/office/drawing/2017/model3d" xmlns:o="urn:schemas-microsoft-com:office:office" xmlns:oel="http://schemas.microsoft.com/office/2019/extlst" xmlns:r="http://schemas.openxmlformats.org/officeDocument/2006/relationships" xmlns:m="http://schemas.openxmlformats.org/officeDocument/2006/math" xmlns:v="urn:schemas-microsoft-com:vml" xmlns:wp14="http://schemas.microsoft.com/office/word/2010/wordprocessingDrawing" xmlns:wp="http://schemas.openxmlformats.org/drawingml/2006/wordprocessingDrawing" xmlns:w10="urn:schemas-microsoft-com:office:word" xmlns:w="http://schemas.openxmlformats.org/wordprocessingml/2006/main" xmlns:w14="http://schemas.microsoft.com/office/word/2010/wordml" xmlns:w15="http://schemas.microsoft.com/office/word/2012/wordml" xmlns:w16cex="http://schemas.microsoft.com/office/word/2018/wordml/cex" xmlns:w16cid="http://schemas.microsoft.com/office/word/2016/wordml/cid" xmlns:w16="http://schemas.microsoft.com/office/word/2018/wordml" xmlns:w16du="http://schemas.microsoft.com/office/word/2023/wordml/word16du" xmlns:w16sdtdh="http://schemas.microsoft.com/office/word/2020/wordml/sdtdatahash" xmlns:w16sdtfl="http://schemas.microsoft.com/office/word/2024/wordml/sdtformatlock" xmlns:w16se="http://schemas.microsoft.com/office/word/2015/wordml/symex" xmlns:wpg="http://schemas.microsoft.com/office/word/2010/wordprocessingGroup" xmlns:wpi="http://schemas.microsoft.com/office/word/2010/wordprocessingInk" xmlns:wne="http://schemas.microsoft.com/office/word/2006/wordml" xmlns:wps="http://schemas.microsoft.com/office/word/2010/wordprocessingShape" mc:Ignorable="w14 w15 w16se w16cid w16 w16cex w16sdtdh w16sdtfl w16du wp14">
   <w:abstractNum w:abstractNumId="0" w15:restartNumberingAfterBreak="0">
     <w:nsid w:val="75742C88"/>
     <w:multiLevelType w:val="hybridMultilevel"/>
@@ -1695,14 +1667,14 @@
       </w:rPr>
     </w:lvl>
   </w:abstractNum>
-  <w:num w:numId="1">
+  <w:num w:numId="1" w16cid:durableId="899361338">
     <w:abstractNumId w:val="0"/>
   </w:num>
 </w:numbering>
 </file>
 
 <file path=word/styles.xml><?xml version="1.0" encoding="utf-8"?>
-<w:styles xmlns:mc="http://schemas.openxmlformats.org/markup-compatibility/2006" xmlns:r="http://schemas.openxmlformats.org/officeDocument/2006/relationships" xmlns:w="http://schemas.openxmlformats.org/wordprocessingml/2006/main" xmlns:w14="http://schemas.microsoft.com/office/word/2010/wordml" xmlns:w15="http://schemas.microsoft.com/office/word/2012/wordml" xmlns:w16cex="http://schemas.microsoft.com/office/word/2018/wordml/cex" xmlns:w16cid="http://schemas.microsoft.com/office/word/2016/wordml/cid" xmlns:w16="http://schemas.microsoft.com/office/word/2018/wordml" xmlns:w16sdtdh="http://schemas.microsoft.com/office/word/2020/wordml/sdtdatahash" xmlns:w16se="http://schemas.microsoft.com/office/word/2015/wordml/symex" mc:Ignorable="w14 w15 w16se w16cid w16 w16cex w16sdtdh">
+<w:styles xmlns:mc="http://schemas.openxmlformats.org/markup-compatibility/2006" xmlns:r="http://schemas.openxmlformats.org/officeDocument/2006/relationships" xmlns:w="http://schemas.openxmlformats.org/wordprocessingml/2006/main" xmlns:w14="http://schemas.microsoft.com/office/word/2010/wordml" xmlns:w15="http://schemas.microsoft.com/office/word/2012/wordml" xmlns:w16cex="http://schemas.microsoft.com/office/word/2018/wordml/cex" xmlns:w16cid="http://schemas.microsoft.com/office/word/2016/wordml/cid" xmlns:w16="http://schemas.microsoft.com/office/word/2018/wordml" xmlns:w16du="http://schemas.microsoft.com/office/word/2023/wordml/word16du" xmlns:w16sdtdh="http://schemas.microsoft.com/office/word/2020/wordml/sdtdatahash" xmlns:w16sdtfl="http://schemas.microsoft.com/office/word/2024/wordml/sdtformatlock" xmlns:w16se="http://schemas.microsoft.com/office/word/2015/wordml/symex" mc:Ignorable="w14 w15 w16se w16cid w16 w16cex w16sdtdh w16sdtfl w16du">
   <w:docDefaults>
     <w:rPrDefault>
       <w:rPr>
@@ -1824,13 +1796,57 @@
     <w:lsdException w:name="HTML Sample" w:semiHidden="1" w:unhideWhenUsed="1"/>
     <w:lsdException w:name="HTML Typewriter" w:semiHidden="1" w:unhideWhenUsed="1"/>
     <w:lsdException w:name="HTML Variable" w:semiHidden="1" w:unhideWhenUsed="1"/>
+    <w:lsdException w:name="Normal Table" w:semiHidden="1" w:unhideWhenUsed="1"/>
     <w:lsdException w:name="annotation subject" w:semiHidden="1" w:unhideWhenUsed="1"/>
     <w:lsdException w:name="No List" w:semiHidden="1" w:unhideWhenUsed="1"/>
     <w:lsdException w:name="Outline List 1" w:semiHidden="1" w:unhideWhenUsed="1"/>
     <w:lsdException w:name="Outline List 2" w:semiHidden="1" w:unhideWhenUsed="1"/>
     <w:lsdException w:name="Outline List 3" w:semiHidden="1" w:unhideWhenUsed="1"/>
+    <w:lsdException w:name="Table Simple 1" w:semiHidden="1" w:unhideWhenUsed="1"/>
+    <w:lsdException w:name="Table Simple 2" w:semiHidden="1" w:unhideWhenUsed="1"/>
+    <w:lsdException w:name="Table Simple 3" w:semiHidden="1" w:unhideWhenUsed="1"/>
+    <w:lsdException w:name="Table Classic 1" w:semiHidden="1" w:unhideWhenUsed="1"/>
+    <w:lsdException w:name="Table Classic 2" w:semiHidden="1" w:unhideWhenUsed="1"/>
+    <w:lsdException w:name="Table Classic 3" w:semiHidden="1" w:unhideWhenUsed="1"/>
+    <w:lsdException w:name="Table Classic 4" w:semiHidden="1" w:unhideWhenUsed="1"/>
+    <w:lsdException w:name="Table Colorful 1" w:semiHidden="1" w:unhideWhenUsed="1"/>
+    <w:lsdException w:name="Table Colorful 2" w:semiHidden="1" w:unhideWhenUsed="1"/>
+    <w:lsdException w:name="Table Colorful 3" w:semiHidden="1" w:unhideWhenUsed="1"/>
+    <w:lsdException w:name="Table Columns 1" w:semiHidden="1" w:unhideWhenUsed="1"/>
+    <w:lsdException w:name="Table Columns 2" w:semiHidden="1" w:unhideWhenUsed="1"/>
+    <w:lsdException w:name="Table Columns 3" w:semiHidden="1" w:unhideWhenUsed="1"/>
+    <w:lsdException w:name="Table Columns 4" w:semiHidden="1" w:unhideWhenUsed="1"/>
+    <w:lsdException w:name="Table Columns 5" w:semiHidden="1" w:unhideWhenUsed="1"/>
+    <w:lsdException w:name="Table Grid 1" w:semiHidden="1" w:unhideWhenUsed="1"/>
+    <w:lsdException w:name="Table Grid 2" w:semiHidden="1" w:unhideWhenUsed="1"/>
+    <w:lsdException w:name="Table Grid 3" w:semiHidden="1" w:unhideWhenUsed="1"/>
+    <w:lsdException w:name="Table Grid 4" w:semiHidden="1" w:unhideWhenUsed="1"/>
+    <w:lsdException w:name="Table Grid 5" w:semiHidden="1" w:unhideWhenUsed="1"/>
+    <w:lsdException w:name="Table Grid 6" w:semiHidden="1" w:unhideWhenUsed="1"/>
+    <w:lsdException w:name="Table Grid 7" w:semiHidden="1" w:unhideWhenUsed="1"/>
+    <w:lsdException w:name="Table Grid 8" w:semiHidden="1" w:unhideWhenUsed="1"/>
+    <w:lsdException w:name="Table List 1" w:semiHidden="1" w:unhideWhenUsed="1"/>
+    <w:lsdException w:name="Table List 2" w:semiHidden="1" w:unhideWhenUsed="1"/>
+    <w:lsdException w:name="Table List 3" w:semiHidden="1" w:unhideWhenUsed="1"/>
+    <w:lsdException w:name="Table List 4" w:semiHidden="1" w:unhideWhenUsed="1"/>
+    <w:lsdException w:name="Table List 5" w:semiHidden="1" w:unhideWhenUsed="1"/>
+    <w:lsdException w:name="Table List 6" w:semiHidden="1" w:unhideWhenUsed="1"/>
+    <w:lsdException w:name="Table List 7" w:semiHidden="1" w:unhideWhenUsed="1"/>
+    <w:lsdException w:name="Table List 8" w:semiHidden="1" w:unhideWhenUsed="1"/>
+    <w:lsdException w:name="Table 3D effects 1" w:semiHidden="1" w:unhideWhenUsed="1"/>
+    <w:lsdException w:name="Table 3D effects 2" w:semiHidden="1" w:unhideWhenUsed="1"/>
+    <w:lsdException w:name="Table 3D effects 3" w:semiHidden="1" w:unhideWhenUsed="1"/>
+    <w:lsdException w:name="Table Contemporary" w:semiHidden="1" w:unhideWhenUsed="1"/>
+    <w:lsdException w:name="Table Elegant" w:semiHidden="1" w:unhideWhenUsed="1"/>
+    <w:lsdException w:name="Table Professional" w:semiHidden="1" w:unhideWhenUsed="1"/>
+    <w:lsdException w:name="Table Subtle 1" w:semiHidden="1" w:unhideWhenUsed="1"/>
+    <w:lsdException w:name="Table Subtle 2" w:semiHidden="1" w:unhideWhenUsed="1"/>
+    <w:lsdException w:name="Table Web 1" w:semiHidden="1" w:unhideWhenUsed="1"/>
+    <w:lsdException w:name="Table Web 2" w:semiHidden="1" w:unhideWhenUsed="1"/>
+    <w:lsdException w:name="Table Web 3" w:semiHidden="1" w:unhideWhenUsed="1"/>
     <w:lsdException w:name="Balloon Text" w:semiHidden="1" w:unhideWhenUsed="1"/>
     <w:lsdException w:name="Table Grid" w:uiPriority="39"/>
+    <w:lsdException w:name="Table Theme" w:semiHidden="1" w:unhideWhenUsed="1"/>
     <w:lsdException w:name="Placeholder Text" w:semiHidden="1"/>
     <w:lsdException w:name="No Spacing" w:uiPriority="1" w:qFormat="1"/>
     <w:lsdException w:name="Light Shading" w:uiPriority="60"/>
@@ -2059,7 +2075,6 @@
   <w:style w:type="character" w:default="1" w:styleId="a0">
     <w:name w:val="Default Paragraph Font"/>
     <w:uiPriority w:val="1"/>
-    <w:semiHidden/>
     <w:unhideWhenUsed/>
   </w:style>
   <w:style w:type="table" w:default="1" w:styleId="a1">
